--- a/Master/Diploma/Documents/FedorovAV_RK6-41M_Review.docx
+++ b/Master/Diploma/Documents/FedorovAV_RK6-41M_Review.docx
@@ -23,10 +23,7 @@
         <w:pStyle w:val="HeaderDefault"/>
       </w:pPr>
       <w:r>
-        <w:t>На тему: «</w:t>
-      </w:r>
-      <w:r>
-        <w:t>Разработка инструментов для создания видеоигр в жанре Top-Down RPG на Unreal Engine 5»</w:t>
+        <w:t>На тему: «Разработка инструментов для создания видеоигр в жанре Top-Down RPG на Unreal Engine 5»</w:t>
       </w:r>
     </w:p>
     <w:p>
@@ -41,27 +38,31 @@
         <w:rPr>
           <w:lang w:val="ru-RU"/>
         </w:rPr>
-        <w:t xml:space="preserve">Квалификационная работа студента Фёдорова А.В. посвящена разработке комплекса инструментов для создания видеоигр в жанре Top-Down RPG с использованием </w:t>
-      </w:r>
-      <w:proofErr w:type="spellStart"/>
-      <w:r>
-        <w:rPr>
-          <w:lang w:val="ru-RU"/>
-        </w:rPr>
-        <w:t>тайловых</w:t>
-      </w:r>
-      <w:proofErr w:type="spellEnd"/>
-      <w:r>
-        <w:rPr>
-          <w:lang w:val="ru-RU"/>
-        </w:rPr>
-        <w:t xml:space="preserve"> сеток на </w:t>
+        <w:t>Квалификационная работа студента Фёдорова А.В. посвящена разработке комплекса инструментов для создания видеоигр в жанре Top-Down RPG с использованием тайловых сеток на платформе Unreal Engine 5</w:t>
       </w:r>
       <w:r>
         <w:rPr>
           <w:lang w:val="ru-RU"/>
         </w:rPr>
-        <w:t>платформе Unreal Engine 5.</w:t>
+        <w:t xml:space="preserve"> (</w:t>
+      </w:r>
+      <w:r>
+        <w:t>UE</w:t>
+      </w:r>
+      <w:r>
+        <w:rPr>
+          <w:lang w:val="ru-RU"/>
+        </w:rPr>
+        <w:t>5</w:t>
+      </w:r>
+      <w:r>
+        <w:t>)</w:t>
+      </w:r>
+      <w:r>
+        <w:rPr>
+          <w:lang w:val="ru-RU"/>
+        </w:rPr>
+        <w:t>.</w:t>
       </w:r>
     </w:p>
     <w:p>
@@ -76,31 +77,43 @@
         <w:rPr>
           <w:lang w:val="ru-RU"/>
         </w:rPr>
-        <w:t>В работе рассмотрена архитектура плагина, расширяющего функциональность редактора Unreal Engine 5. Поэтапно описаны создание базовых классов сетки, реализация навигации для квадратной и шестиугольной сеток, а также принципы разра</w:t>
+        <w:t xml:space="preserve">В работе </w:t>
       </w:r>
       <w:r>
         <w:rPr>
           <w:lang w:val="ru-RU"/>
         </w:rPr>
-        <w:t xml:space="preserve">ботки интерактивных инструментов редактора </w:t>
+        <w:t>представлена</w:t>
       </w:r>
       <w:r>
         <w:rPr>
           <w:lang w:val="ru-RU"/>
         </w:rPr>
-        <w:t>для рисования, удаления и заполнения клеток, размещения объектов и персонажей. Разработана система способностей персонажа на базе компонентной архитектуры. Созданы виджеты для отображения информации о персонаже и</w:t>
+        <w:t xml:space="preserve"> </w:t>
       </w:r>
       <w:r>
         <w:rPr>
           <w:lang w:val="ru-RU"/>
         </w:rPr>
-        <w:t xml:space="preserve"> выбора действий. Результатом практической деятельности студента в рамках данной работы стал плагин для Unreal Engine 5, позволяющий разработчикам создавать игровые поля, разбитые на ячейки, управлять персонажами и их способностями, а также настраивать пол</w:t>
+        <w:t>разработка</w:t>
       </w:r>
       <w:r>
         <w:rPr>
           <w:lang w:val="ru-RU"/>
         </w:rPr>
-        <w:t>ьзовательский интерфейс для проектов в жанре Top-Down RPG.</w:t>
+        <w:t xml:space="preserve"> архитектур</w:t>
+      </w:r>
+      <w:r>
+        <w:rPr>
+          <w:lang w:val="ru-RU"/>
+        </w:rPr>
+        <w:t>ы</w:t>
+      </w:r>
+      <w:r>
+        <w:rPr>
+          <w:lang w:val="ru-RU"/>
+        </w:rPr>
+        <w:t xml:space="preserve"> плагина, расширяющего функциональность редактора Unreal Engine 5. Поэтапно описаны создание базовых классов сетки, реализация навигации для квадратной и шестиугольной сеток, а также принципы разработки интерактивных инструментов редактора для рисования, удаления и заполнения клеток, размещения объектов и персонажей. Разработана система способностей персонажа на базе компонентной архитектуры. Созданы виджеты для отображения информации о персонаже и выбора действий. Результатом практической деятельности студента в рамках данной работы стал плагин для Unreal Engine 5, позволяющий разработчикам создавать игровые поля, разбитые на ячейки, управлять персонажами и их способностями, а также настраивать пользовательский интерфейс для проектов в жанре Top-Down RPG.</w:t>
       </w:r>
     </w:p>
     <w:p>
@@ -130,33 +143,7 @@
         <w:rPr>
           <w:lang w:val="ru-RU"/>
         </w:rPr>
-        <w:t>К достоинствам работы следует отнести высокую практическую значимость результата: разработанный</w:t>
-      </w:r>
-      <w:r>
-        <w:rPr>
-          <w:lang w:val="ru-RU"/>
-        </w:rPr>
-        <w:t xml:space="preserve"> плагин закрывает нишу отсутствующих в Unreal Engine 5 встроенных средств для создания </w:t>
-      </w:r>
-      <w:proofErr w:type="spellStart"/>
-      <w:r>
-        <w:rPr>
-          <w:lang w:val="ru-RU"/>
-        </w:rPr>
-        <w:t>тайловых</w:t>
-      </w:r>
-      <w:proofErr w:type="spellEnd"/>
-      <w:r>
-        <w:rPr>
-          <w:lang w:val="ru-RU"/>
-        </w:rPr>
-        <w:t xml:space="preserve"> сеток. Отдельного внимания заслуживает модульная архитектура плагина с разделением на Runtime и Editor модули, что соответствует лучшим практикам разработки для</w:t>
-      </w:r>
-      <w:r>
-        <w:rPr>
-          <w:lang w:val="ru-RU"/>
-        </w:rPr>
-        <w:t xml:space="preserve"> UE5.</w:t>
+        <w:t>К достоинствам работы следует отнести высокую практическую значимость результата: разработанный плагин закрывает нишу отсутствующих в Unreal Engine 5 встроенных средств для создания тайловых сеток. Отдельного внимания заслуживает модульная архитектура плагина с разделением на Runtime и Editor модули, что соответствует лучшим практикам разработки для UE5.</w:t>
       </w:r>
     </w:p>
     <w:p>
@@ -186,13 +173,7 @@
         <w:rPr>
           <w:lang w:val="ru-RU"/>
         </w:rPr>
-        <w:t xml:space="preserve">Выполненная работа соответствует заявленной теме, а также требованиям, предъявляемым к дипломным </w:t>
-      </w:r>
-      <w:r>
-        <w:rPr>
-          <w:lang w:val="ru-RU"/>
-        </w:rPr>
-        <w:t>работам, и заслуживает оценки «</w:t>
+        <w:t>Выполненная работа соответствует заявленной теме, а также требованиям, предъявляемым к дипломным работам, и заслуживает оценки «</w:t>
       </w:r>
       <w:r>
         <w:rPr>
@@ -246,16 +227,8 @@
         <w:rPr>
           <w:lang w:val="ru-RU"/>
         </w:rPr>
-        <w:t xml:space="preserve">», </w:t>
+        <w:t>», к.т.н</w:t>
       </w:r>
-      <w:proofErr w:type="spellStart"/>
-      <w:r>
-        <w:rPr>
-          <w:lang w:val="ru-RU"/>
-        </w:rPr>
-        <w:t>к.т.н</w:t>
-      </w:r>
-      <w:proofErr w:type="spellEnd"/>
     </w:p>
     <w:p>
       <w:pPr>
@@ -521,7 +494,7 @@
     <w:lsdException w:name="Table Web 2" w:semiHidden="1" w:unhideWhenUsed="1"/>
     <w:lsdException w:name="Table Web 3" w:semiHidden="1" w:unhideWhenUsed="1"/>
     <w:lsdException w:name="Balloon Text" w:semiHidden="1" w:unhideWhenUsed="1"/>
-    <w:lsdException w:name="Table Grid" w:semiHidden="1" w:uiPriority="59" w:unhideWhenUsed="1"/>
+    <w:lsdException w:name="Table Grid" w:uiPriority="59"/>
     <w:lsdException w:name="Table Theme" w:semiHidden="1" w:unhideWhenUsed="1"/>
     <w:lsdException w:name="Placeholder Text" w:semiHidden="1"/>
     <w:lsdException w:name="No Spacing" w:uiPriority="1" w:qFormat="1"/>
